--- a/visa_appendices/docx/DEQUAD_Pitch_Deck.docx
+++ b/visa_appendices/docx/DEQUAD_Pitch_Deck.docx
@@ -3538,6 +3538,18 @@
           <w:i/>
         </w:rPr>
         <w:t xml:space="preserve">Thank you.</w:t>
+      </w:r>
+    </w:p>
+    <w:p>
+      <w:pPr>
+        <w:pStyle w:val="BodyText"/>
+      </w:pPr>
+      <w:r>
+        <w:rPr>
+          <w:iCs/>
+          <w:i/>
+        </w:rPr>
+        <w:t xml:space="preserve">Deck written and prepared by the founders — Yusuf Quadri (CEO) &amp; Yusuff Adeagbo (CTO).</w:t>
       </w:r>
     </w:p>
     <w:bookmarkEnd w:id="35"/>

--- a/visa_appendices/docx/DEQUAD_Pitch_Deck.docx
+++ b/visa_appendices/docx/DEQUAD_Pitch_Deck.docx
@@ -1261,7 +1261,7 @@
                 <w:bCs/>
                 <w:b/>
               </w:rPr>
-              <w:t xml:space="preserve">£12–20k</w:t>
+              <w:t xml:space="preserve">£2/student/yr (~£20k)</w:t>
             </w:r>
           </w:p>
         </w:tc>
@@ -1805,13 +1805,13 @@
                 <w:bCs/>
                 <w:b/>
               </w:rPr>
-              <w:t xml:space="preserve">£12,000 / yr</w:t>
+              <w:t xml:space="preserve">£2 / enrolled student / yr</w:t>
             </w:r>
             <w:r>
               <w:t xml:space="preserve"> </w:t>
             </w:r>
             <w:r>
-              <w:t xml:space="preserve">(tiered)</w:t>
+              <w:t xml:space="preserve">(10k-student uni = £20,000/yr)</w:t>
             </w:r>
           </w:p>
         </w:tc>
@@ -2612,7 +2612,7 @@
               <w:jc w:val="right"/>
             </w:pPr>
             <w:r>
-              <w:t xml:space="preserve">11,988</w:t>
+              <w:t xml:space="preserve">15,988</w:t>
             </w:r>
           </w:p>
         </w:tc>
@@ -2624,7 +2624,7 @@
               <w:jc w:val="right"/>
             </w:pPr>
             <w:r>
-              <w:t xml:space="preserve">185,808</w:t>
+              <w:t xml:space="preserve">175,808</w:t>
             </w:r>
           </w:p>
         </w:tc>
@@ -2640,7 +2640,7 @@
                 <w:bCs/>
                 <w:b/>
               </w:rPr>
-              <w:t xml:space="preserve">699,280</w:t>
+              <w:t xml:space="preserve">659,280</w:t>
             </w:r>
           </w:p>
         </w:tc>
@@ -2666,7 +2666,7 @@
               <w:jc w:val="right"/>
             </w:pPr>
             <w:r>
-              <w:t xml:space="preserve">10,548</w:t>
+              <w:t xml:space="preserve">14,548</w:t>
             </w:r>
           </w:p>
         </w:tc>
@@ -2678,7 +2678,7 @@
               <w:jc w:val="right"/>
             </w:pPr>
             <w:r>
-              <w:t xml:space="preserve">170,208</w:t>
+              <w:t xml:space="preserve">160,208</w:t>
             </w:r>
           </w:p>
         </w:tc>
@@ -2690,7 +2690,7 @@
               <w:jc w:val="right"/>
             </w:pPr>
             <w:r>
-              <w:t xml:space="preserve">645,280</w:t>
+              <w:t xml:space="preserve">605,280</w:t>
             </w:r>
           </w:p>
         </w:tc>
@@ -2716,7 +2716,7 @@
               <w:jc w:val="right"/>
             </w:pPr>
             <w:r>
-              <w:t xml:space="preserve">88%</w:t>
+              <w:t xml:space="preserve">91%</w:t>
             </w:r>
           </w:p>
         </w:tc>
@@ -2728,7 +2728,7 @@
               <w:jc w:val="right"/>
             </w:pPr>
             <w:r>
-              <w:t xml:space="preserve">92%</w:t>
+              <w:t xml:space="preserve">91%</w:t>
             </w:r>
           </w:p>
         </w:tc>
@@ -2770,7 +2770,7 @@
               <w:jc w:val="right"/>
             </w:pPr>
             <w:r>
-              <w:t xml:space="preserve">(18,372)</w:t>
+              <w:t xml:space="preserve">(14,372)</w:t>
             </w:r>
           </w:p>
         </w:tc>
@@ -2782,7 +2782,7 @@
               <w:jc w:val="right"/>
             </w:pPr>
             <w:r>
-              <w:t xml:space="preserve">(62,772)</w:t>
+              <w:t xml:space="preserve">(72,772)</w:t>
             </w:r>
           </w:p>
         </w:tc>
@@ -2798,7 +2798,7 @@
                 <w:bCs/>
                 <w:b/>
               </w:rPr>
-              <w:t xml:space="preserve">61,520</w:t>
+              <w:t xml:space="preserve">21,520</w:t>
             </w:r>
           </w:p>
         </w:tc>
@@ -2813,7 +2813,7 @@
           <w:bCs/>
           <w:b/>
         </w:rPr>
-        <w:t xml:space="preserve">Operating profit positive Q3 Y3.</w:t>
+        <w:t xml:space="preserve">Operating profit positive Q4 Y3.</w:t>
       </w:r>
       <w:r>
         <w:t xml:space="preserve"> </w:t>
@@ -2829,7 +2829,7 @@
           <w:bCs/>
           <w:b/>
         </w:rPr>
-        <w:t xml:space="preserve">£81k</w:t>
+        <w:t xml:space="preserve">£87k</w:t>
       </w:r>
       <w:r>
         <w:t xml:space="preserve"> </w:t>
@@ -2946,7 +2946,7 @@
               <w:jc w:val="right"/>
             </w:pPr>
             <w:r>
-              <w:t xml:space="preserve">£4,910</w:t>
+              <w:t xml:space="preserve">£4,540</w:t>
             </w:r>
           </w:p>
         </w:tc>
@@ -2982,7 +2982,7 @@
               <w:jc w:val="right"/>
             </w:pPr>
             <w:r>
-              <w:t xml:space="preserve">£3,000</w:t>
+              <w:t xml:space="preserve">£3,670</w:t>
             </w:r>
           </w:p>
         </w:tc>
@@ -3022,7 +3022,7 @@
                 <w:bCs/>
                 <w:b/>
               </w:rPr>
-              <w:t xml:space="preserve">£2,670</w:t>
+              <w:t xml:space="preserve">£3,550</w:t>
             </w:r>
           </w:p>
         </w:tc>
@@ -3056,7 +3056,7 @@
                 <w:bCs/>
                 <w:b/>
               </w:rPr>
-              <w:t xml:space="preserve">£148,640</w:t>
+              <w:t xml:space="preserve">£149,680</w:t>
             </w:r>
           </w:p>
         </w:tc>
@@ -3096,7 +3096,7 @@
                 <w:bCs/>
                 <w:b/>
               </w:rPr>
-              <w:t xml:space="preserve">£133,028</w:t>
+              <w:t xml:space="preserve">£141,028</w:t>
             </w:r>
           </w:p>
         </w:tc>

--- a/visa_appendices/docx/DEQUAD_Pitch_Deck.docx
+++ b/visa_appendices/docx/DEQUAD_Pitch_Deck.docx
@@ -2,14 +2,6 @@
 <file path=word/document.xml><?xml version="1.0" encoding="utf-8"?>
 <w:document xmlns:w="http://schemas.openxmlformats.org/wordprocessingml/2006/main" xmlns:m="http://schemas.openxmlformats.org/officeDocument/2006/math" xmlns:r="http://schemas.openxmlformats.org/officeDocument/2006/relationships" xmlns:o="urn:schemas-microsoft-com:office:office" xmlns:v="urn:schemas-microsoft-com:vml" xmlns:w10="urn:schemas-microsoft-com:office:word" xmlns:a="http://schemas.openxmlformats.org/drawingml/2006/main" xmlns:pic="http://schemas.openxmlformats.org/drawingml/2006/picture" xmlns:wp="http://schemas.openxmlformats.org/drawingml/2006/wordprocessingDrawing">
   <w:body>
-    <w:p>
-      <w:pPr>
-        <w:pStyle w:val="Title"/>
-      </w:pPr>
-      <w:r>
-        <w:t xml:space="preserve">DEQUAD_Pitch_Deck</w:t>
-      </w:r>
-    </w:p>
     <w:p>
       <w:r>
         <w:pict>
@@ -2754,7 +2746,23 @@
         <w:t xml:space="preserve">2 unpaid founders (Y1) → 2 unpaid founders (Y2) → 3 people / c.2.5 FTE (Y3)</w:t>
       </w:r>
       <w:r>
-        <w:t xml:space="preserve">, all self-funded from revenue.</w:t>
+        <w:t xml:space="preserve">, conservative base case, self-funded from revenue.</w:t>
+      </w:r>
+      <w:r>
+        <w:t xml:space="preserve"> </w:t>
+      </w:r>
+      <w:r>
+        <w:rPr>
+          <w:b/>
+          <w:bCs/>
+        </w:rPr>
+        <w:t xml:space="preserve">Job-creation target:</w:t>
+      </w:r>
+      <w:r>
+        <w:t xml:space="preserve"> </w:t>
+      </w:r>
+      <w:r>
+        <w:t xml:space="preserve">7 people (5 full-time hires, avg. £25,000/yr, each sustained 12+ months) once revenue scales after pilot conversion — meeting the Innovator Founder settlement job-creation criterion.</w:t>
       </w:r>
     </w:p>
     <w:bookmarkEnd w:id="19"/>

--- a/visa_appendices/docx/DEQUAD_Pitch_Deck.docx
+++ b/visa_appendices/docx/DEQUAD_Pitch_Deck.docx
@@ -1645,7 +1645,7 @@
           <w:b/>
           <w:bCs/>
         </w:rPr>
-        <w:t xml:space="preserve">92% gross margin</w:t>
+        <w:t xml:space="preserve">87% gross margin</w:t>
       </w:r>
       <w:r>
         <w:t xml:space="preserve"> </w:t>
@@ -2851,7 +2851,7 @@
               <w:jc w:val="right"/>
             </w:pPr>
             <w:r>
-              <w:t xml:space="preserve">£5,070</w:t>
+              <w:t xml:space="preserve">£4,965</w:t>
             </w:r>
           </w:p>
         </w:tc>
@@ -2886,7 +2886,7 @@
               <w:jc w:val="right"/>
             </w:pPr>
             <w:r>
-              <w:t xml:space="preserve">£4,120 → £3,420</w:t>
+              <w:t xml:space="preserve">£4,304 → £3,708</w:t>
             </w:r>
           </w:p>
         </w:tc>
@@ -2921,7 +2921,7 @@
               <w:jc w:val="right"/>
             </w:pPr>
             <w:r>
-              <w:t xml:space="preserve">£3,120</w:t>
+              <w:t xml:space="preserve">£3,435</w:t>
             </w:r>
           </w:p>
         </w:tc>

--- a/visa_appendices/docx/DEQUAD_Pitch_Deck.docx
+++ b/visa_appendices/docx/DEQUAD_Pitch_Deck.docx
@@ -3178,7 +3178,7 @@
         <w:pStyle w:val="BodyText"/>
       </w:pPr>
       <w:r>
-        <w:t xml:space="preserve">If institutional traction significantly exceeds this conservative forecast (5+ paying universities), the founders may explore external investment beyond Year 3 to accelerate growth — a future option, not a plan dependency.</w:t>
+        <w:t xml:space="preserve">If institutional traction significantly exceeds this conservative forecast (6+ paying universities), the founders may explore external investment beyond Year 3 to accelerate growth — a future option, not a plan dependency.</w:t>
       </w:r>
     </w:p>
     <w:bookmarkEnd w:id="21"/>

--- a/visa_appendices/docx/DEQUAD_Pitch_Deck.docx
+++ b/visa_appendices/docx/DEQUAD_Pitch_Deck.docx
@@ -1898,13 +1898,13 @@
           <w:b/>
           <w:bCs/>
         </w:rPr>
-        <w:t xml:space="preserve">Business start date: 15 June 2026</w:t>
-      </w:r>
-      <w:r>
-        <w:t xml:space="preserve"> </w:t>
-      </w:r>
-      <w:r>
-        <w:t xml:space="preserve">(incorporation).</w:t>
+        <w:t xml:space="preserve">Business start date: 18 August 2026</w:t>
+      </w:r>
+      <w:r>
+        <w:t xml:space="preserve"> </w:t>
+      </w:r>
+      <w:r>
+        <w:t xml:space="preserve">(incorporation, Company No. 17405964).</w:t>
       </w:r>
     </w:p>
     <w:p>
@@ -1954,13 +1954,13 @@
           <w:b/>
           <w:bCs/>
         </w:rPr>
-        <w:t xml:space="preserve">80 verified beta users</w:t>
-      </w:r>
-      <w:r>
-        <w:t xml:space="preserve"> </w:t>
-      </w:r>
-      <w:r>
-        <w:t xml:space="preserve">at the University of Bedfordshire (42 daily-active, 6-week retention).</w:t>
+        <w:t xml:space="preserve">20 verified beta users</w:t>
+      </w:r>
+      <w:r>
+        <w:t xml:space="preserve"> </w:t>
+      </w:r>
+      <w:r>
+        <w:t xml:space="preserve">at the University of Bedfordshire (10 daily-active, 6-week retention).</w:t>
       </w:r>
     </w:p>
     <w:p>
@@ -2014,7 +2014,7 @@
           <w:b/>
           <w:bCs/>
         </w:rPr>
-        <w:t xml:space="preserve">Sep–Nov 2026 (M4–M6)</w:t>
+        <w:t xml:space="preserve">M4–M6</w:t>
       </w:r>
       <w:r>
         <w:t xml:space="preserve"> </w:t>
@@ -2762,7 +2762,7 @@
         <w:t xml:space="preserve"> </w:t>
       </w:r>
       <w:r>
-        <w:t xml:space="preserve">7 people (5 full-time hires, avg. £25,000/yr, each sustained 12+ months) once revenue scales after pilot conversion — meeting the Innovator Founder settlement job-creation criterion.</w:t>
+        <w:t xml:space="preserve">5 people (3 full-time hires, avg. £25,000/yr, each sustained 12+ months) once revenue scales after pilot conversion — meeting the Innovator Founder settlement job-creation criterion.</w:t>
       </w:r>
     </w:p>
     <w:bookmarkEnd w:id="19"/>
@@ -2833,7 +2833,7 @@
                 <w:b/>
                 <w:bCs/>
               </w:rPr>
-              <w:t xml:space="preserve">M1 (Jun 2026)</w:t>
+              <w:t xml:space="preserve">M1</w:t>
             </w:r>
             <w:r>
               <w:t xml:space="preserve"> </w:t>
@@ -2868,7 +2868,7 @@
                 <w:b/>
                 <w:bCs/>
               </w:rPr>
-              <w:t xml:space="preserve">M4–M6 (Sep–Nov 2026)</w:t>
+              <w:t xml:space="preserve">M4–M6</w:t>
             </w:r>
             <w:r>
               <w:t xml:space="preserve"> </w:t>
@@ -2903,7 +2903,7 @@
                 <w:b/>
                 <w:bCs/>
               </w:rPr>
-              <w:t xml:space="preserve">M7 (Dec 2026)</w:t>
+              <w:t xml:space="preserve">M7</w:t>
             </w:r>
             <w:r>
               <w:t xml:space="preserve"> </w:t>
@@ -2938,7 +2938,7 @@
                 <w:b/>
                 <w:bCs/>
               </w:rPr>
-              <w:t xml:space="preserve">M12 (May 2027)</w:t>
+              <w:t xml:space="preserve">M12</w:t>
             </w:r>
             <w:r>
               <w:t xml:space="preserve"> </w:t>

--- a/visa_appendices/docx/DEQUAD_Pitch_Deck.docx
+++ b/visa_appendices/docx/DEQUAD_Pitch_Deck.docx
@@ -2521,7 +2521,7 @@
               <w:jc w:val="right"/>
             </w:pPr>
             <w:r>
-              <w:t xml:space="preserve">600</w:t>
+              <w:t xml:space="preserve">150</w:t>
             </w:r>
           </w:p>
         </w:tc>
@@ -2574,7 +2574,7 @@
               <w:jc w:val="right"/>
             </w:pPr>
             <w:r>
-              <w:t xml:space="preserve">(800)</w:t>
+              <w:t xml:space="preserve">(1,250)</w:t>
             </w:r>
           </w:p>
         </w:tc>
@@ -2676,7 +2676,7 @@
               <w:jc w:val="right"/>
             </w:pPr>
             <w:r>
-              <w:t xml:space="preserve">(3,630)</w:t>
+              <w:t xml:space="preserve">(4,080)</w:t>
             </w:r>
           </w:p>
         </w:tc>
@@ -2725,7 +2725,7 @@
         <w:t xml:space="preserve"> </w:t>
       </w:r>
       <w:r>
-        <w:t xml:space="preserve">Y1’s small loss (£3.6k) is absorbed entirely by the £6,000 founder capital; Y2 is modestly profitable; Y3 funds the plan’s only hire and a small founder salary. Deliberately small, deliberately achievable.</w:t>
+        <w:t xml:space="preserve">Y1’s small loss (£4.1k) is absorbed entirely by the £6,000 founder capital; Y2 is modestly profitable; Y3 funds the plan’s only hire and a small founder salary. Deliberately small, deliberately achievable.</w:t>
       </w:r>
     </w:p>
     <w:p>
@@ -2921,7 +2921,7 @@
               <w:jc w:val="right"/>
             </w:pPr>
             <w:r>
-              <w:t xml:space="preserve">£3,435</w:t>
+              <w:t xml:space="preserve">£3,395</w:t>
             </w:r>
           </w:p>
         </w:tc>
@@ -2960,7 +2960,7 @@
                 <w:b/>
                 <w:bCs/>
               </w:rPr>
-              <w:t xml:space="preserve">£1,920</w:t>
+              <w:t xml:space="preserve">£1,470</w:t>
             </w:r>
           </w:p>
         </w:tc>
